--- a/word/DPA_Vercel.docx
+++ b/word/DPA_Vercel.docx
@@ -8,8 +8,8 @@
       </w:pPr>
       <w:r>
         <w:rPr>
-          <w:color w:val="1F3B5C"/>
-          <w:sz w:val="40"/>
+          <w:rFonts w:ascii="Calibri" w:hAnsi="Calibri"/>
+          <w:color w:val="000000"/>
         </w:rPr>
         <w:t>DATA PROTECTION AGREEMENT (DPA)</w:t>
       </w:r>
@@ -20,8 +20,8 @@
       </w:pPr>
       <w:r>
         <w:rPr>
-          <w:color w:val="1F3B5C"/>
-          <w:sz w:val="40"/>
+          <w:rFonts w:ascii="Calibri" w:hAnsi="Calibri"/>
+          <w:color w:val="000000"/>
         </w:rPr>
         <w:t>Vercel — LINEKORA</w:t>
       </w:r>
@@ -29,6 +29,7 @@
     <w:p>
       <w:r>
         <w:rPr>
+          <w:rFonts w:ascii="Calibri" w:hAnsi="Calibri"/>
           <w:b/>
         </w:rPr>
         <w:t>Between:</w:t>
@@ -37,57 +38,127 @@
     <w:p>
       <w:pPr>
         <w:pStyle w:val="ListBullet"/>
+        <w:ind w:left="360"/>
       </w:pPr>
       <w:r>
         <w:rPr>
+          <w:rFonts w:ascii="Calibri" w:hAnsi="Calibri"/>
           <w:b/>
         </w:rPr>
         <w:t>Data Controller:</w:t>
       </w:r>
       <w:r>
-        <w:t xml:space="preserve"> LINEKORA (hereinafter "the Company")</w:t>
+        <w:rPr>
+          <w:rFonts w:ascii="Calibri" w:hAnsi="Calibri"/>
+        </w:rPr>
+        <w:t xml:space="preserve"> NDIVE LABS LTD (registered in Rwanda), trading as LINEKORA (hereinafter "the Company")</w:t>
       </w:r>
     </w:p>
     <w:p>
       <w:pPr>
         <w:pStyle w:val="ListBullet"/>
+        <w:ind w:left="360"/>
       </w:pPr>
       <w:r>
         <w:rPr>
+          <w:rFonts w:ascii="Calibri" w:hAnsi="Calibri"/>
           <w:b/>
         </w:rPr>
         <w:t>Data Processor:</w:t>
       </w:r>
       <w:r>
+        <w:rPr>
+          <w:rFonts w:ascii="Calibri" w:hAnsi="Calibri"/>
+        </w:rPr>
         <w:t xml:space="preserve"> Vercel Inc. (hereinafter "Vercel")</w:t>
       </w:r>
     </w:p>
     <w:p>
       <w:r>
         <w:rPr>
+          <w:rFonts w:ascii="Calibri" w:hAnsi="Calibri"/>
           <w:b/>
         </w:rPr>
         <w:t>Effective Date:</w:t>
       </w:r>
       <w:r>
+        <w:rPr>
+          <w:rFonts w:ascii="Calibri" w:hAnsi="Calibri"/>
+        </w:rPr>
         <w:t xml:space="preserve"> _______________</w:t>
       </w:r>
     </w:p>
     <w:p>
       <w:r>
         <w:rPr>
+          <w:rFonts w:ascii="Calibri" w:hAnsi="Calibri"/>
           <w:b/>
         </w:rPr>
         <w:t>Agreement Reference:</w:t>
       </w:r>
       <w:r>
+        <w:rPr>
+          <w:rFonts w:ascii="Calibri" w:hAnsi="Calibri"/>
+        </w:rPr>
         <w:t xml:space="preserve"> LINEKORA-DPA-VERCEL-2026</w:t>
       </w:r>
     </w:p>
     <w:p>
+      <w:pPr>
+        <w:shd w:val="clear" w:color="auto" w:fill="F2F2F2"/>
+      </w:pPr>
       <w:r>
-        <w:t>______________________________</w:t>
+        <w:rPr>
+          <w:rFonts w:ascii="Calibri" w:hAnsi="Calibri"/>
+          <w:b/>
+          <w:sz w:val="20"/>
+        </w:rPr>
+        <w:t>IMPORTANT — READ FIRST:</w:t>
       </w:r>
+      <w:r>
+        <w:rPr>
+          <w:rFonts w:ascii="Calibri" w:hAnsi="Calibri"/>
+          <w:sz w:val="20"/>
+        </w:rPr>
+        <w:t xml:space="preserve"> This document is LINEKORA's </w:t>
+      </w:r>
+      <w:r>
+        <w:rPr>
+          <w:rFonts w:ascii="Calibri" w:hAnsi="Calibri"/>
+          <w:b/>
+          <w:sz w:val="20"/>
+        </w:rPr>
+        <w:t>internal reference copy</w:t>
+      </w:r>
+      <w:r>
+        <w:rPr>
+          <w:rFonts w:ascii="Calibri" w:hAnsi="Calibri"/>
+          <w:sz w:val="20"/>
+        </w:rPr>
+        <w:t xml:space="preserve">. The </w:t>
+      </w:r>
+      <w:r>
+        <w:rPr>
+          <w:rFonts w:ascii="Calibri" w:hAnsi="Calibri"/>
+          <w:b/>
+          <w:sz w:val="20"/>
+        </w:rPr>
+        <w:t>binding contract</w:t>
+      </w:r>
+      <w:r>
+        <w:rPr>
+          <w:rFonts w:ascii="Calibri" w:hAnsi="Calibri"/>
+          <w:sz w:val="20"/>
+        </w:rPr>
+        <w:t xml:space="preserve"> is Vercel's official Data Processing Agreement (DPA), which is accepted under the Vercel Customer Terms of Service, available at https://vercel.com/legal/dpa. Download and keep that official DPA for the Rwanda DPO. Do not present this template to Vercel for signature.</w:t>
+      </w:r>
+    </w:p>
+    <w:p>
+      <w:pPr>
+        <w:pBdr>
+          <w:bottom w:val="single" w:sz="6" w:space="1" w:color="666666"/>
+        </w:pBdr>
+      </w:pPr>
     </w:p>
     <w:p>
       <w:pPr>
@@ -95,30 +166,39 @@
       </w:pPr>
       <w:r>
         <w:rPr>
-          <w:color w:val="1F3B5C"/>
-          <w:sz w:val="30"/>
+          <w:rFonts w:ascii="Calibri" w:hAnsi="Calibri"/>
+          <w:color w:val="000000"/>
         </w:rPr>
         <w:t>1. PURPOSE</w:t>
       </w:r>
     </w:p>
     <w:p>
       <w:r>
+        <w:rPr>
+          <w:rFonts w:ascii="Calibri" w:hAnsi="Calibri"/>
+        </w:rPr>
         <w:t xml:space="preserve">This DPA sets out the terms that apply when Personal Data is processed by Vercel on behalf of LINEKORA in the course of providing web hosting, CDN, and analytics services. This DPA is required for compliance with the </w:t>
       </w:r>
       <w:r>
         <w:rPr>
+          <w:rFonts w:ascii="Calibri" w:hAnsi="Calibri"/>
           <w:b/>
         </w:rPr>
-        <w:t>Rwanda Data Protection Law No. 3/2021</w:t>
+        <w:t>Rwanda Data Protection Law No. 058/2021 of 13/10/2021</w:t>
       </w:r>
       <w:r>
+        <w:rPr>
+          <w:rFonts w:ascii="Calibri" w:hAnsi="Calibri"/>
+        </w:rPr>
         <w:t>.</w:t>
       </w:r>
     </w:p>
     <w:p>
-      <w:r>
-        <w:t>______________________________</w:t>
-      </w:r>
+      <w:pPr>
+        <w:pBdr>
+          <w:bottom w:val="single" w:sz="6" w:space="1" w:color="666666"/>
+        </w:pBdr>
+      </w:pPr>
     </w:p>
     <w:p>
       <w:pPr>
@@ -126,8 +206,8 @@
       </w:pPr>
       <w:r>
         <w:rPr>
-          <w:color w:val="1F3B5C"/>
-          <w:sz w:val="30"/>
+          <w:rFonts w:ascii="Calibri" w:hAnsi="Calibri"/>
+          <w:color w:val="000000"/>
         </w:rPr>
         <w:t>2. SCOPE OF PROCESSING</w:t>
       </w:r>
@@ -138,8 +218,8 @@
       </w:pPr>
       <w:r>
         <w:rPr>
-          <w:color w:val="1F3B5C"/>
-          <w:sz w:val="24"/>
+          <w:rFonts w:ascii="Calibri" w:hAnsi="Calibri"/>
+          <w:color w:val="000000"/>
         </w:rPr>
         <w:t>2.1 Data Categories Processed by Vercel</w:t>
       </w:r>
@@ -148,7 +228,6 @@
       <w:tblPr>
         <w:tblStyle w:val="TableGrid"/>
         <w:tblW w:type="auto" w:w="0"/>
-        <w:jc w:val="center"/>
         <w:tblLook w:firstColumn="1" w:firstRow="1" w:lastColumn="0" w:lastRow="0" w:noHBand="0" w:noVBand="1" w:val="04A0"/>
       </w:tblPr>
       <w:tblGrid>
@@ -160,21 +239,13 @@
         <w:tc>
           <w:tcPr>
             <w:tcW w:type="dxa" w:w="2880"/>
-            <w:shd w:val="clear" w:color="auto" w:fill="1F3B5C"/>
           </w:tcPr>
           <w:p>
+            <w:r/>
             <w:r>
               <w:rPr>
+                <w:rFonts w:ascii="Calibri" w:hAnsi="Calibri"/>
                 <w:b/>
-                <w:color w:val="FFFFFF"/>
-                <w:sz w:val="18"/>
-              </w:rPr>
-            </w:r>
-            <w:r>
-              <w:rPr>
-                <w:b/>
-                <w:color w:val="FFFFFF"/>
-                <w:sz w:val="18"/>
               </w:rPr>
               <w:t>Data Category</w:t>
             </w:r>
@@ -183,21 +254,13 @@
         <w:tc>
           <w:tcPr>
             <w:tcW w:type="dxa" w:w="2880"/>
-            <w:shd w:val="clear" w:color="auto" w:fill="1F3B5C"/>
           </w:tcPr>
           <w:p>
+            <w:r/>
             <w:r>
               <w:rPr>
+                <w:rFonts w:ascii="Calibri" w:hAnsi="Calibri"/>
                 <w:b/>
-                <w:color w:val="FFFFFF"/>
-                <w:sz w:val="18"/>
-              </w:rPr>
-            </w:r>
-            <w:r>
-              <w:rPr>
-                <w:b/>
-                <w:color w:val="FFFFFF"/>
-                <w:sz w:val="18"/>
               </w:rPr>
               <w:t>Data Elements</w:t>
             </w:r>
@@ -206,21 +269,13 @@
         <w:tc>
           <w:tcPr>
             <w:tcW w:type="dxa" w:w="2880"/>
-            <w:shd w:val="clear" w:color="auto" w:fill="1F3B5C"/>
           </w:tcPr>
           <w:p>
+            <w:r/>
             <w:r>
               <w:rPr>
+                <w:rFonts w:ascii="Calibri" w:hAnsi="Calibri"/>
                 <w:b/>
-                <w:color w:val="FFFFFF"/>
-                <w:sz w:val="18"/>
-              </w:rPr>
-            </w:r>
-            <w:r>
-              <w:rPr>
-                <w:b/>
-                <w:color w:val="FFFFFF"/>
-                <w:sz w:val="18"/>
               </w:rPr>
               <w:t>Purpose</w:t>
             </w:r>
@@ -233,14 +288,10 @@
             <w:tcW w:type="dxa" w:w="2880"/>
           </w:tcPr>
           <w:p>
+            <w:r/>
             <w:r>
               <w:rPr>
-                <w:sz w:val="18"/>
-              </w:rPr>
-            </w:r>
-            <w:r>
-              <w:rPr>
-                <w:sz w:val="18"/>
+                <w:rFonts w:ascii="Calibri" w:hAnsi="Calibri"/>
               </w:rPr>
               <w:t>User Activity Data</w:t>
             </w:r>
@@ -251,14 +302,10 @@
             <w:tcW w:type="dxa" w:w="2880"/>
           </w:tcPr>
           <w:p>
+            <w:r/>
             <w:r>
               <w:rPr>
-                <w:sz w:val="18"/>
-              </w:rPr>
-            </w:r>
-            <w:r>
-              <w:rPr>
-                <w:sz w:val="18"/>
+                <w:rFonts w:ascii="Calibri" w:hAnsi="Calibri"/>
               </w:rPr>
               <w:t>IP Address, Device ID, Geolocation</w:t>
             </w:r>
@@ -269,14 +316,10 @@
             <w:tcW w:type="dxa" w:w="2880"/>
           </w:tcPr>
           <w:p>
+            <w:r/>
             <w:r>
               <w:rPr>
-                <w:sz w:val="18"/>
-              </w:rPr>
-            </w:r>
-            <w:r>
-              <w:rPr>
-                <w:sz w:val="18"/>
+                <w:rFonts w:ascii="Calibri" w:hAnsi="Calibri"/>
               </w:rPr>
               <w:t>Security, Analytics</w:t>
             </w:r>
@@ -287,17 +330,12 @@
         <w:tc>
           <w:tcPr>
             <w:tcW w:type="dxa" w:w="2880"/>
-            <w:shd w:val="clear" w:color="auto" w:fill="EAF1F8"/>
           </w:tcPr>
           <w:p>
+            <w:r/>
             <w:r>
               <w:rPr>
-                <w:sz w:val="18"/>
-              </w:rPr>
-            </w:r>
-            <w:r>
-              <w:rPr>
-                <w:sz w:val="18"/>
+                <w:rFonts w:ascii="Calibri" w:hAnsi="Calibri"/>
               </w:rPr>
               <w:t>Web Traffic Data</w:t>
             </w:r>
@@ -306,17 +344,12 @@
         <w:tc>
           <w:tcPr>
             <w:tcW w:type="dxa" w:w="2880"/>
-            <w:shd w:val="clear" w:color="auto" w:fill="EAF1F8"/>
           </w:tcPr>
           <w:p>
+            <w:r/>
             <w:r>
               <w:rPr>
-                <w:sz w:val="18"/>
-              </w:rPr>
-            </w:r>
-            <w:r>
-              <w:rPr>
-                <w:sz w:val="18"/>
+                <w:rFonts w:ascii="Calibri" w:hAnsi="Calibri"/>
               </w:rPr>
               <w:t>Page views, Referrer, Browser type</w:t>
             </w:r>
@@ -325,17 +358,12 @@
         <w:tc>
           <w:tcPr>
             <w:tcW w:type="dxa" w:w="2880"/>
-            <w:shd w:val="clear" w:color="auto" w:fill="EAF1F8"/>
           </w:tcPr>
           <w:p>
+            <w:r/>
             <w:r>
               <w:rPr>
-                <w:sz w:val="18"/>
-              </w:rPr>
-            </w:r>
-            <w:r>
-              <w:rPr>
-                <w:sz w:val="18"/>
+                <w:rFonts w:ascii="Calibri" w:hAnsi="Calibri"/>
               </w:rPr>
               <w:t>Performance monitoring</w:t>
             </w:r>
@@ -348,14 +376,10 @@
             <w:tcW w:type="dxa" w:w="2880"/>
           </w:tcPr>
           <w:p>
+            <w:r/>
             <w:r>
               <w:rPr>
-                <w:sz w:val="18"/>
-              </w:rPr>
-            </w:r>
-            <w:r>
-              <w:rPr>
-                <w:sz w:val="18"/>
+                <w:rFonts w:ascii="Calibri" w:hAnsi="Calibri"/>
               </w:rPr>
               <w:t>Deployment Data</w:t>
             </w:r>
@@ -366,14 +390,10 @@
             <w:tcW w:type="dxa" w:w="2880"/>
           </w:tcPr>
           <w:p>
+            <w:r/>
             <w:r>
               <w:rPr>
-                <w:sz w:val="18"/>
-              </w:rPr>
-            </w:r>
-            <w:r>
-              <w:rPr>
-                <w:sz w:val="18"/>
+                <w:rFonts w:ascii="Calibri" w:hAnsi="Calibri"/>
               </w:rPr>
               <w:t>Source code, Build logs</w:t>
             </w:r>
@@ -384,14 +404,10 @@
             <w:tcW w:type="dxa" w:w="2880"/>
           </w:tcPr>
           <w:p>
+            <w:r/>
             <w:r>
               <w:rPr>
-                <w:sz w:val="18"/>
-              </w:rPr>
-            </w:r>
-            <w:r>
-              <w:rPr>
-                <w:sz w:val="18"/>
+                <w:rFonts w:ascii="Calibri" w:hAnsi="Calibri"/>
               </w:rPr>
               <w:t>Service delivery</w:t>
             </w:r>
@@ -402,17 +418,12 @@
         <w:tc>
           <w:tcPr>
             <w:tcW w:type="dxa" w:w="2880"/>
-            <w:shd w:val="clear" w:color="auto" w:fill="EAF1F8"/>
           </w:tcPr>
           <w:p>
+            <w:r/>
             <w:r>
               <w:rPr>
-                <w:sz w:val="18"/>
-              </w:rPr>
-            </w:r>
-            <w:r>
-              <w:rPr>
-                <w:sz w:val="18"/>
+                <w:rFonts w:ascii="Calibri" w:hAnsi="Calibri"/>
               </w:rPr>
               <w:t>Error Logs</w:t>
             </w:r>
@@ -421,17 +432,12 @@
         <w:tc>
           <w:tcPr>
             <w:tcW w:type="dxa" w:w="2880"/>
-            <w:shd w:val="clear" w:color="auto" w:fill="EAF1F8"/>
           </w:tcPr>
           <w:p>
+            <w:r/>
             <w:r>
               <w:rPr>
-                <w:sz w:val="18"/>
-              </w:rPr>
-            </w:r>
-            <w:r>
-              <w:rPr>
-                <w:sz w:val="18"/>
+                <w:rFonts w:ascii="Calibri" w:hAnsi="Calibri"/>
               </w:rPr>
               <w:t>Stack traces, Error messages</w:t>
             </w:r>
@@ -440,17 +446,12 @@
         <w:tc>
           <w:tcPr>
             <w:tcW w:type="dxa" w:w="2880"/>
-            <w:shd w:val="clear" w:color="auto" w:fill="EAF1F8"/>
           </w:tcPr>
           <w:p>
+            <w:r/>
             <w:r>
               <w:rPr>
-                <w:sz w:val="18"/>
-              </w:rPr>
-            </w:r>
-            <w:r>
-              <w:rPr>
-                <w:sz w:val="18"/>
+                <w:rFonts w:ascii="Calibri" w:hAnsi="Calibri"/>
               </w:rPr>
               <w:t>Debugging</w:t>
             </w:r>
@@ -465,46 +466,65 @@
       </w:pPr>
       <w:r>
         <w:rPr>
-          <w:color w:val="1F3B5C"/>
-          <w:sz w:val="24"/>
+          <w:rFonts w:ascii="Calibri" w:hAnsi="Calibri"/>
+          <w:color w:val="000000"/>
         </w:rPr>
         <w:t>2.2 Purpose of Processing</w:t>
       </w:r>
     </w:p>
     <w:p>
       <w:r>
+        <w:rPr>
+          <w:rFonts w:ascii="Calibri" w:hAnsi="Calibri"/>
+        </w:rPr>
         <w:t>Vercel shall process Personal Data solely for:</w:t>
       </w:r>
     </w:p>
     <w:p>
       <w:pPr>
         <w:pStyle w:val="ListBullet"/>
+        <w:ind w:left="360"/>
       </w:pPr>
       <w:r>
+        <w:rPr>
+          <w:rFonts w:ascii="Calibri" w:hAnsi="Calibri"/>
+        </w:rPr>
         <w:t>Hosting and serving the LINEKORA web application</w:t>
       </w:r>
     </w:p>
     <w:p>
       <w:pPr>
         <w:pStyle w:val="ListBullet"/>
+        <w:ind w:left="360"/>
       </w:pPr>
       <w:r>
+        <w:rPr>
+          <w:rFonts w:ascii="Calibri" w:hAnsi="Calibri"/>
+        </w:rPr>
         <w:t>Content delivery network (CDN) services</w:t>
       </w:r>
     </w:p>
     <w:p>
       <w:pPr>
         <w:pStyle w:val="ListBullet"/>
+        <w:ind w:left="360"/>
       </w:pPr>
       <w:r>
+        <w:rPr>
+          <w:rFonts w:ascii="Calibri" w:hAnsi="Calibri"/>
+        </w:rPr>
         <w:t>Analytics and performance monitoring</w:t>
       </w:r>
     </w:p>
     <w:p>
       <w:pPr>
         <w:pStyle w:val="ListBullet"/>
+        <w:ind w:left="360"/>
       </w:pPr>
       <w:r>
+        <w:rPr>
+          <w:rFonts w:ascii="Calibri" w:hAnsi="Calibri"/>
+        </w:rPr>
         <w:t>Security and fraud prevention</w:t>
       </w:r>
     </w:p>
@@ -514,21 +534,26 @@
       </w:pPr>
       <w:r>
         <w:rPr>
-          <w:color w:val="1F3B5C"/>
-          <w:sz w:val="24"/>
+          <w:rFonts w:ascii="Calibri" w:hAnsi="Calibri"/>
+          <w:color w:val="000000"/>
         </w:rPr>
         <w:t>2.3 Duration of Processing</w:t>
       </w:r>
     </w:p>
     <w:p>
       <w:r>
+        <w:rPr>
+          <w:rFonts w:ascii="Calibri" w:hAnsi="Calibri"/>
+        </w:rPr>
         <w:t>This DPA shall remain in effect for the duration of the Vercel service agreement.</w:t>
       </w:r>
     </w:p>
     <w:p>
-      <w:r>
-        <w:t>______________________________</w:t>
-      </w:r>
+      <w:pPr>
+        <w:pBdr>
+          <w:bottom w:val="single" w:sz="6" w:space="1" w:color="666666"/>
+        </w:pBdr>
+      </w:pPr>
     </w:p>
     <w:p>
       <w:pPr>
@@ -536,8 +561,8 @@
       </w:pPr>
       <w:r>
         <w:rPr>
-          <w:color w:val="1F3B5C"/>
-          <w:sz w:val="30"/>
+          <w:rFonts w:ascii="Calibri" w:hAnsi="Calibri"/>
+          <w:color w:val="000000"/>
         </w:rPr>
         <w:t>3. OBLIGATIONS OF VERCEL</w:t>
       </w:r>
@@ -548,8 +573,8 @@
       </w:pPr>
       <w:r>
         <w:rPr>
-          <w:color w:val="1F3B5C"/>
-          <w:sz w:val="24"/>
+          <w:rFonts w:ascii="Calibri" w:hAnsi="Calibri"/>
+          <w:color w:val="000000"/>
         </w:rPr>
         <w:t>3.1 Processing Instructions</w:t>
       </w:r>
@@ -557,24 +582,36 @@
     <w:p>
       <w:pPr>
         <w:pStyle w:val="ListBullet"/>
+        <w:ind w:left="360"/>
       </w:pPr>
       <w:r>
+        <w:rPr>
+          <w:rFonts w:ascii="Calibri" w:hAnsi="Calibri"/>
+        </w:rPr>
         <w:t>Process Personal Data only on documented instructions from LINEKORA</w:t>
       </w:r>
     </w:p>
     <w:p>
       <w:pPr>
         <w:pStyle w:val="ListBullet"/>
+        <w:ind w:left="360"/>
       </w:pPr>
       <w:r>
+        <w:rPr>
+          <w:rFonts w:ascii="Calibri" w:hAnsi="Calibri"/>
+        </w:rPr>
         <w:t>Immediately inform LINEKORA if an instruction infringes on data protection laws</w:t>
       </w:r>
     </w:p>
     <w:p>
       <w:pPr>
         <w:pStyle w:val="ListBullet"/>
+        <w:ind w:left="360"/>
       </w:pPr>
       <w:r>
+        <w:rPr>
+          <w:rFonts w:ascii="Calibri" w:hAnsi="Calibri"/>
+        </w:rPr>
         <w:t>Not process Personal Data for any purpose other than the agreed services</w:t>
       </w:r>
     </w:p>
@@ -584,8 +621,8 @@
       </w:pPr>
       <w:r>
         <w:rPr>
-          <w:color w:val="1F3B5C"/>
-          <w:sz w:val="24"/>
+          <w:rFonts w:ascii="Calibri" w:hAnsi="Calibri"/>
+          <w:color w:val="000000"/>
         </w:rPr>
         <w:t>3.2 Confidentiality</w:t>
       </w:r>
@@ -593,24 +630,36 @@
     <w:p>
       <w:pPr>
         <w:pStyle w:val="ListBullet"/>
+        <w:ind w:left="360"/>
       </w:pPr>
       <w:r>
+        <w:rPr>
+          <w:rFonts w:ascii="Calibri" w:hAnsi="Calibri"/>
+        </w:rPr>
         <w:t>All persons authorized to process Personal Data are bound by confidentiality obligations</w:t>
       </w:r>
     </w:p>
     <w:p>
       <w:pPr>
         <w:pStyle w:val="ListBullet"/>
+        <w:ind w:left="360"/>
       </w:pPr>
       <w:r>
+        <w:rPr>
+          <w:rFonts w:ascii="Calibri" w:hAnsi="Calibri"/>
+        </w:rPr>
         <w:t>Access to Personal Data is limited to authorized personnel only</w:t>
       </w:r>
     </w:p>
     <w:p>
       <w:pPr>
         <w:pStyle w:val="ListBullet"/>
+        <w:ind w:left="360"/>
       </w:pPr>
       <w:r>
+        <w:rPr>
+          <w:rFonts w:ascii="Calibri" w:hAnsi="Calibri"/>
+        </w:rPr>
         <w:t>Personal Data is not disclosed to unauthorized third parties</w:t>
       </w:r>
     </w:p>
@@ -620,116 +669,167 @@
       </w:pPr>
       <w:r>
         <w:rPr>
-          <w:color w:val="1F3B5C"/>
-          <w:sz w:val="24"/>
+          <w:rFonts w:ascii="Calibri" w:hAnsi="Calibri"/>
+          <w:color w:val="000000"/>
         </w:rPr>
         <w:t>3.3 Security Measures</w:t>
       </w:r>
     </w:p>
     <w:p>
       <w:r>
+        <w:rPr>
+          <w:rFonts w:ascii="Calibri" w:hAnsi="Calibri"/>
+        </w:rPr>
         <w:t>Vercel shall implement:</w:t>
       </w:r>
     </w:p>
     <w:p>
       <w:pPr>
         <w:pStyle w:val="ListBullet"/>
+        <w:ind w:left="360"/>
       </w:pPr>
       <w:r>
-        <w:t xml:space="preserve">[ ] </w:t>
+        <w:rPr>
+          <w:rFonts w:ascii="Calibri" w:hAnsi="Calibri"/>
+        </w:rPr>
+        <w:t xml:space="preserve">☐ </w:t>
       </w:r>
       <w:r>
         <w:rPr>
+          <w:rFonts w:ascii="Calibri" w:hAnsi="Calibri"/>
           <w:b/>
         </w:rPr>
         <w:t>Encryption</w:t>
       </w:r>
       <w:r>
+        <w:rPr>
+          <w:rFonts w:ascii="Calibri" w:hAnsi="Calibri"/>
+        </w:rPr>
         <w:t xml:space="preserve"> — AES-256 encryption at rest; TLS 1.3 in transit</w:t>
       </w:r>
     </w:p>
     <w:p>
       <w:pPr>
         <w:pStyle w:val="ListBullet"/>
+        <w:ind w:left="360"/>
       </w:pPr>
       <w:r>
-        <w:t xml:space="preserve">[ ] </w:t>
+        <w:rPr>
+          <w:rFonts w:ascii="Calibri" w:hAnsi="Calibri"/>
+        </w:rPr>
+        <w:t xml:space="preserve">☐ </w:t>
       </w:r>
       <w:r>
         <w:rPr>
+          <w:rFonts w:ascii="Calibri" w:hAnsi="Calibri"/>
           <w:b/>
         </w:rPr>
         <w:t>Access Controls</w:t>
       </w:r>
       <w:r>
+        <w:rPr>
+          <w:rFonts w:ascii="Calibri" w:hAnsi="Calibri"/>
+        </w:rPr>
         <w:t xml:space="preserve"> — Role-based access control (RBAC)</w:t>
       </w:r>
     </w:p>
     <w:p>
       <w:pPr>
         <w:pStyle w:val="ListBullet"/>
+        <w:ind w:left="360"/>
       </w:pPr>
       <w:r>
-        <w:t xml:space="preserve">[ ] </w:t>
+        <w:rPr>
+          <w:rFonts w:ascii="Calibri" w:hAnsi="Calibri"/>
+        </w:rPr>
+        <w:t xml:space="preserve">☐ </w:t>
       </w:r>
       <w:r>
         <w:rPr>
+          <w:rFonts w:ascii="Calibri" w:hAnsi="Calibri"/>
           <w:b/>
         </w:rPr>
         <w:t>Audit Logging</w:t>
       </w:r>
       <w:r>
+        <w:rPr>
+          <w:rFonts w:ascii="Calibri" w:hAnsi="Calibri"/>
+        </w:rPr>
         <w:t xml:space="preserve"> — All access to Personal Data is logged</w:t>
       </w:r>
     </w:p>
     <w:p>
       <w:pPr>
         <w:pStyle w:val="ListBullet"/>
+        <w:ind w:left="360"/>
       </w:pPr>
       <w:r>
-        <w:t xml:space="preserve">[ ] </w:t>
+        <w:rPr>
+          <w:rFonts w:ascii="Calibri" w:hAnsi="Calibri"/>
+        </w:rPr>
+        <w:t xml:space="preserve">☐ </w:t>
       </w:r>
       <w:r>
         <w:rPr>
+          <w:rFonts w:ascii="Calibri" w:hAnsi="Calibri"/>
           <w:b/>
         </w:rPr>
         <w:t>Vulnerability Management</w:t>
       </w:r>
       <w:r>
+        <w:rPr>
+          <w:rFonts w:ascii="Calibri" w:hAnsi="Calibri"/>
+        </w:rPr>
         <w:t xml:space="preserve"> — Regular security assessments</w:t>
       </w:r>
     </w:p>
     <w:p>
       <w:pPr>
         <w:pStyle w:val="ListBullet"/>
+        <w:ind w:left="360"/>
       </w:pPr>
       <w:r>
-        <w:t xml:space="preserve">[ ] </w:t>
+        <w:rPr>
+          <w:rFonts w:ascii="Calibri" w:hAnsi="Calibri"/>
+        </w:rPr>
+        <w:t xml:space="preserve">☐ </w:t>
       </w:r>
       <w:r>
         <w:rPr>
+          <w:rFonts w:ascii="Calibri" w:hAnsi="Calibri"/>
           <w:b/>
         </w:rPr>
         <w:t>Incident Response</w:t>
       </w:r>
       <w:r>
+        <w:rPr>
+          <w:rFonts w:ascii="Calibri" w:hAnsi="Calibri"/>
+        </w:rPr>
         <w:t xml:space="preserve"> — Documented breach notification procedures</w:t>
       </w:r>
     </w:p>
     <w:p>
       <w:pPr>
         <w:pStyle w:val="ListBullet"/>
+        <w:ind w:left="360"/>
       </w:pPr>
       <w:r>
-        <w:t xml:space="preserve">[ ] </w:t>
+        <w:rPr>
+          <w:rFonts w:ascii="Calibri" w:hAnsi="Calibri"/>
+        </w:rPr>
+        <w:t xml:space="preserve">☐ </w:t>
       </w:r>
       <w:r>
         <w:rPr>
+          <w:rFonts w:ascii="Calibri" w:hAnsi="Calibri"/>
           <w:b/>
         </w:rPr>
         <w:t>SOC 2 Type II Compliance</w:t>
       </w:r>
       <w:r>
+        <w:rPr>
+          <w:rFonts w:ascii="Calibri" w:hAnsi="Calibri"/>
+        </w:rPr>
         <w:t xml:space="preserve"> — Annual audit</w:t>
       </w:r>
     </w:p>
@@ -739,19 +839,25 @@
       </w:pPr>
       <w:r>
         <w:rPr>
-          <w:color w:val="1F3B5C"/>
-          <w:sz w:val="24"/>
+          <w:rFonts w:ascii="Calibri" w:hAnsi="Calibri"/>
+          <w:color w:val="000000"/>
         </w:rPr>
         <w:t>3.4 Sub-Processors</w:t>
       </w:r>
     </w:p>
     <w:p>
       <w:r>
+        <w:rPr>
+          <w:rFonts w:ascii="Calibri" w:hAnsi="Calibri"/>
+        </w:rPr>
         <w:t>Vercel maintains a list of sub-processors at: https://vercel.com/legal/subprocessors</w:t>
       </w:r>
     </w:p>
     <w:p>
       <w:r>
+        <w:rPr>
+          <w:rFonts w:ascii="Calibri" w:hAnsi="Calibri"/>
+        </w:rPr>
         <w:t>LINEKORA must be notified of any changes to the sub-processor list.</w:t>
       </w:r>
     </w:p>
@@ -761,8 +867,8 @@
       </w:pPr>
       <w:r>
         <w:rPr>
-          <w:color w:val="1F3B5C"/>
-          <w:sz w:val="24"/>
+          <w:rFonts w:ascii="Calibri" w:hAnsi="Calibri"/>
+          <w:color w:val="000000"/>
         </w:rPr>
         <w:t>3.5 Data Breach Notification</w:t>
       </w:r>
@@ -770,49 +876,71 @@
     <w:p>
       <w:pPr>
         <w:pStyle w:val="ListBullet"/>
+        <w:ind w:left="360"/>
       </w:pPr>
       <w:r>
+        <w:rPr>
+          <w:rFonts w:ascii="Calibri" w:hAnsi="Calibri"/>
+        </w:rPr>
         <w:t xml:space="preserve">Notify LINEKORA </w:t>
       </w:r>
       <w:r>
         <w:rPr>
+          <w:rFonts w:ascii="Calibri" w:hAnsi="Calibri"/>
           <w:b/>
         </w:rPr>
         <w:t>within 48 hours</w:t>
       </w:r>
       <w:r>
+        <w:rPr>
+          <w:rFonts w:ascii="Calibri" w:hAnsi="Calibri"/>
+        </w:rPr>
         <w:t xml:space="preserve"> of becoming aware of a Personal Data breach</w:t>
       </w:r>
     </w:p>
     <w:p>
       <w:pPr>
         <w:pStyle w:val="ListBullet"/>
+        <w:ind w:left="360"/>
       </w:pPr>
       <w:r>
+        <w:rPr>
+          <w:rFonts w:ascii="Calibri" w:hAnsi="Calibri"/>
+        </w:rPr>
         <w:t xml:space="preserve">Provide all information necessary for LINEKORA to comply with the </w:t>
       </w:r>
       <w:r>
         <w:rPr>
+          <w:rFonts w:ascii="Calibri" w:hAnsi="Calibri"/>
           <w:b/>
         </w:rPr>
         <w:t>72-hour breach notification</w:t>
       </w:r>
       <w:r>
+        <w:rPr>
+          <w:rFonts w:ascii="Calibri" w:hAnsi="Calibri"/>
+        </w:rPr>
         <w:t xml:space="preserve"> requirement under Rwanda's PDPB</w:t>
       </w:r>
     </w:p>
     <w:p>
       <w:pPr>
         <w:pStyle w:val="ListBullet"/>
+        <w:ind w:left="360"/>
       </w:pPr>
       <w:r>
+        <w:rPr>
+          <w:rFonts w:ascii="Calibri" w:hAnsi="Calibri"/>
+        </w:rPr>
         <w:t>Take immediate steps to contain and remediate the breach</w:t>
       </w:r>
     </w:p>
     <w:p>
-      <w:r>
-        <w:t>______________________________</w:t>
-      </w:r>
+      <w:pPr>
+        <w:pBdr>
+          <w:bottom w:val="single" w:sz="6" w:space="1" w:color="666666"/>
+        </w:pBdr>
+      </w:pPr>
     </w:p>
     <w:p>
       <w:pPr>
@@ -820,8 +948,8 @@
       </w:pPr>
       <w:r>
         <w:rPr>
-          <w:color w:val="1F3B5C"/>
-          <w:sz w:val="30"/>
+          <w:rFonts w:ascii="Calibri" w:hAnsi="Calibri"/>
+          <w:color w:val="000000"/>
         </w:rPr>
         <w:t>4. CROSS-BORDER DATA TRANSFERS</w:t>
       </w:r>
@@ -832,8 +960,8 @@
       </w:pPr>
       <w:r>
         <w:rPr>
-          <w:color w:val="1F3B5C"/>
-          <w:sz w:val="24"/>
+          <w:rFonts w:ascii="Calibri" w:hAnsi="Calibri"/>
+          <w:color w:val="000000"/>
         </w:rPr>
         <w:t>4.1 Processor Location</w:t>
       </w:r>
@@ -842,7 +970,6 @@
       <w:tblPr>
         <w:tblStyle w:val="TableGrid"/>
         <w:tblW w:type="auto" w:w="0"/>
-        <w:jc w:val="center"/>
         <w:tblLook w:firstColumn="1" w:firstRow="1" w:lastColumn="0" w:lastRow="0" w:noHBand="0" w:noVBand="1" w:val="04A0"/>
       </w:tblPr>
       <w:tblGrid>
@@ -855,21 +982,13 @@
         <w:tc>
           <w:tcPr>
             <w:tcW w:type="dxa" w:w="2160"/>
-            <w:shd w:val="clear" w:color="auto" w:fill="1F3B5C"/>
           </w:tcPr>
           <w:p>
+            <w:r/>
             <w:r>
               <w:rPr>
+                <w:rFonts w:ascii="Calibri" w:hAnsi="Calibri"/>
                 <w:b/>
-                <w:color w:val="FFFFFF"/>
-                <w:sz w:val="18"/>
-              </w:rPr>
-            </w:r>
-            <w:r>
-              <w:rPr>
-                <w:b/>
-                <w:color w:val="FFFFFF"/>
-                <w:sz w:val="18"/>
               </w:rPr>
               <w:t>Processor</w:t>
             </w:r>
@@ -878,21 +997,13 @@
         <w:tc>
           <w:tcPr>
             <w:tcW w:type="dxa" w:w="2160"/>
-            <w:shd w:val="clear" w:color="auto" w:fill="1F3B5C"/>
           </w:tcPr>
           <w:p>
+            <w:r/>
             <w:r>
               <w:rPr>
+                <w:rFonts w:ascii="Calibri" w:hAnsi="Calibri"/>
                 <w:b/>
-                <w:color w:val="FFFFFF"/>
-                <w:sz w:val="18"/>
-              </w:rPr>
-            </w:r>
-            <w:r>
-              <w:rPr>
-                <w:b/>
-                <w:color w:val="FFFFFF"/>
-                <w:sz w:val="18"/>
               </w:rPr>
               <w:t>Location</w:t>
             </w:r>
@@ -901,21 +1012,13 @@
         <w:tc>
           <w:tcPr>
             <w:tcW w:type="dxa" w:w="2160"/>
-            <w:shd w:val="clear" w:color="auto" w:fill="1F3B5C"/>
           </w:tcPr>
           <w:p>
+            <w:r/>
             <w:r>
               <w:rPr>
+                <w:rFonts w:ascii="Calibri" w:hAnsi="Calibri"/>
                 <w:b/>
-                <w:color w:val="FFFFFF"/>
-                <w:sz w:val="18"/>
-              </w:rPr>
-            </w:r>
-            <w:r>
-              <w:rPr>
-                <w:b/>
-                <w:color w:val="FFFFFF"/>
-                <w:sz w:val="18"/>
               </w:rPr>
               <w:t>Data Stored</w:t>
             </w:r>
@@ -924,21 +1027,13 @@
         <w:tc>
           <w:tcPr>
             <w:tcW w:type="dxa" w:w="2160"/>
-            <w:shd w:val="clear" w:color="auto" w:fill="1F3B5C"/>
           </w:tcPr>
           <w:p>
+            <w:r/>
             <w:r>
               <w:rPr>
+                <w:rFonts w:ascii="Calibri" w:hAnsi="Calibri"/>
                 <w:b/>
-                <w:color w:val="FFFFFF"/>
-                <w:sz w:val="18"/>
-              </w:rPr>
-            </w:r>
-            <w:r>
-              <w:rPr>
-                <w:b/>
-                <w:color w:val="FFFFFF"/>
-                <w:sz w:val="18"/>
               </w:rPr>
               <w:t>Transfer Mechanism</w:t>
             </w:r>
@@ -951,14 +1046,10 @@
             <w:tcW w:type="dxa" w:w="2160"/>
           </w:tcPr>
           <w:p>
+            <w:r/>
             <w:r>
               <w:rPr>
-                <w:sz w:val="18"/>
-              </w:rPr>
-            </w:r>
-            <w:r>
-              <w:rPr>
-                <w:sz w:val="18"/>
+                <w:rFonts w:ascii="Calibri" w:hAnsi="Calibri"/>
               </w:rPr>
               <w:t>Vercel Inc.</w:t>
             </w:r>
@@ -969,14 +1060,10 @@
             <w:tcW w:type="dxa" w:w="2160"/>
           </w:tcPr>
           <w:p>
+            <w:r/>
             <w:r>
               <w:rPr>
-                <w:sz w:val="18"/>
-              </w:rPr>
-            </w:r>
-            <w:r>
-              <w:rPr>
-                <w:sz w:val="18"/>
+                <w:rFonts w:ascii="Calibri" w:hAnsi="Calibri"/>
               </w:rPr>
               <w:t>San Francisco, CA, USA</w:t>
             </w:r>
@@ -987,14 +1074,10 @@
             <w:tcW w:type="dxa" w:w="2160"/>
           </w:tcPr>
           <w:p>
+            <w:r/>
             <w:r>
               <w:rPr>
-                <w:sz w:val="18"/>
-              </w:rPr>
-            </w:r>
-            <w:r>
-              <w:rPr>
-                <w:sz w:val="18"/>
+                <w:rFonts w:ascii="Calibri" w:hAnsi="Calibri"/>
               </w:rPr>
               <w:t>Web traffic, Analytics, Deployment data</w:t>
             </w:r>
@@ -1005,14 +1088,10 @@
             <w:tcW w:type="dxa" w:w="2160"/>
           </w:tcPr>
           <w:p>
+            <w:r/>
             <w:r>
               <w:rPr>
-                <w:sz w:val="18"/>
-              </w:rPr>
-            </w:r>
-            <w:r>
-              <w:rPr>
-                <w:sz w:val="18"/>
+                <w:rFonts w:ascii="Calibri" w:hAnsi="Calibri"/>
               </w:rPr>
               <w:t>Standard Contractual Clauses (SCCs)</w:t>
             </w:r>
@@ -1027,38 +1106,53 @@
       </w:pPr>
       <w:r>
         <w:rPr>
-          <w:color w:val="1F3B5C"/>
-          <w:sz w:val="24"/>
+          <w:rFonts w:ascii="Calibri" w:hAnsi="Calibri"/>
+          <w:color w:val="000000"/>
         </w:rPr>
         <w:t>4.2 Safeguards</w:t>
       </w:r>
     </w:p>
     <w:p>
       <w:r>
+        <w:rPr>
+          <w:rFonts w:ascii="Calibri" w:hAnsi="Calibri"/>
+        </w:rPr>
         <w:t>Vercel shall ensure that any cross-border transfer of Personal Data is protected by:</w:t>
       </w:r>
     </w:p>
     <w:p>
       <w:pPr>
         <w:pStyle w:val="ListBullet"/>
+        <w:ind w:left="360"/>
       </w:pPr>
       <w:r>
+        <w:rPr>
+          <w:rFonts w:ascii="Calibri" w:hAnsi="Calibri"/>
+        </w:rPr>
         <w:t>Standard Contractual Clauses (SCCs)</w:t>
       </w:r>
     </w:p>
     <w:p>
       <w:pPr>
         <w:pStyle w:val="ListBullet"/>
+        <w:ind w:left="360"/>
       </w:pPr>
       <w:r>
+        <w:rPr>
+          <w:rFonts w:ascii="Calibri" w:hAnsi="Calibri"/>
+        </w:rPr>
         <w:t>Encryption at rest and in transit</w:t>
       </w:r>
     </w:p>
     <w:p>
       <w:pPr>
         <w:pStyle w:val="ListBullet"/>
+        <w:ind w:left="360"/>
       </w:pPr>
       <w:r>
+        <w:rPr>
+          <w:rFonts w:ascii="Calibri" w:hAnsi="Calibri"/>
+        </w:rPr>
         <w:t>Regular security audits</w:t>
       </w:r>
     </w:p>
@@ -1068,39 +1162,52 @@
       </w:pPr>
       <w:r>
         <w:rPr>
-          <w:color w:val="1F3B5C"/>
-          <w:sz w:val="24"/>
+          <w:rFonts w:ascii="Calibri" w:hAnsi="Calibri"/>
+          <w:color w:val="000000"/>
         </w:rPr>
         <w:t>4.3 International Storage Authorization</w:t>
       </w:r>
     </w:p>
     <w:p>
       <w:r>
+        <w:rPr>
+          <w:rFonts w:ascii="Calibri" w:hAnsi="Calibri"/>
+        </w:rPr>
         <w:t xml:space="preserve">Vercel acknowledges that Personal Data is stored and processed </w:t>
       </w:r>
       <w:r>
         <w:rPr>
+          <w:rFonts w:ascii="Calibri" w:hAnsi="Calibri"/>
           <w:b/>
         </w:rPr>
         <w:t>outside of Rwanda</w:t>
       </w:r>
       <w:r>
+        <w:rPr>
+          <w:rFonts w:ascii="Calibri" w:hAnsi="Calibri"/>
+        </w:rPr>
         <w:t xml:space="preserve"> and that such transfer requires authorization from the </w:t>
       </w:r>
       <w:r>
         <w:rPr>
+          <w:rFonts w:ascii="Calibri" w:hAnsi="Calibri"/>
           <w:b/>
         </w:rPr>
         <w:t>Rwanda Data Protection Authority</w:t>
       </w:r>
       <w:r>
+        <w:rPr>
+          <w:rFonts w:ascii="Calibri" w:hAnsi="Calibri"/>
+        </w:rPr>
         <w:t>.</w:t>
       </w:r>
     </w:p>
     <w:p>
-      <w:r>
-        <w:t>______________________________</w:t>
-      </w:r>
+      <w:pPr>
+        <w:pBdr>
+          <w:bottom w:val="single" w:sz="6" w:space="1" w:color="666666"/>
+        </w:pBdr>
+      </w:pPr>
     </w:p>
     <w:p>
       <w:pPr>
@@ -1108,8 +1215,8 @@
       </w:pPr>
       <w:r>
         <w:rPr>
-          <w:color w:val="1F3B5C"/>
-          <w:sz w:val="30"/>
+          <w:rFonts w:ascii="Calibri" w:hAnsi="Calibri"/>
+          <w:color w:val="000000"/>
         </w:rPr>
         <w:t>5. DATA RETENTION AND DELETION</w:t>
       </w:r>
@@ -1118,7 +1225,6 @@
       <w:tblPr>
         <w:tblStyle w:val="TableGrid"/>
         <w:tblW w:type="auto" w:w="0"/>
-        <w:jc w:val="center"/>
         <w:tblLook w:firstColumn="1" w:firstRow="1" w:lastColumn="0" w:lastRow="0" w:noHBand="0" w:noVBand="1" w:val="04A0"/>
       </w:tblPr>
       <w:tblGrid>
@@ -1130,21 +1236,13 @@
         <w:tc>
           <w:tcPr>
             <w:tcW w:type="dxa" w:w="2880"/>
-            <w:shd w:val="clear" w:color="auto" w:fill="1F3B5C"/>
           </w:tcPr>
           <w:p>
+            <w:r/>
             <w:r>
               <w:rPr>
+                <w:rFonts w:ascii="Calibri" w:hAnsi="Calibri"/>
                 <w:b/>
-                <w:color w:val="FFFFFF"/>
-                <w:sz w:val="18"/>
-              </w:rPr>
-            </w:r>
-            <w:r>
-              <w:rPr>
-                <w:b/>
-                <w:color w:val="FFFFFF"/>
-                <w:sz w:val="18"/>
               </w:rPr>
               <w:t>Data Type</w:t>
             </w:r>
@@ -1153,21 +1251,13 @@
         <w:tc>
           <w:tcPr>
             <w:tcW w:type="dxa" w:w="2880"/>
-            <w:shd w:val="clear" w:color="auto" w:fill="1F3B5C"/>
           </w:tcPr>
           <w:p>
+            <w:r/>
             <w:r>
               <w:rPr>
+                <w:rFonts w:ascii="Calibri" w:hAnsi="Calibri"/>
                 <w:b/>
-                <w:color w:val="FFFFFF"/>
-                <w:sz w:val="18"/>
-              </w:rPr>
-            </w:r>
-            <w:r>
-              <w:rPr>
-                <w:b/>
-                <w:color w:val="FFFFFF"/>
-                <w:sz w:val="18"/>
               </w:rPr>
               <w:t>Retention Period</w:t>
             </w:r>
@@ -1176,21 +1266,13 @@
         <w:tc>
           <w:tcPr>
             <w:tcW w:type="dxa" w:w="2880"/>
-            <w:shd w:val="clear" w:color="auto" w:fill="1F3B5C"/>
           </w:tcPr>
           <w:p>
+            <w:r/>
             <w:r>
               <w:rPr>
+                <w:rFonts w:ascii="Calibri" w:hAnsi="Calibri"/>
                 <w:b/>
-                <w:color w:val="FFFFFF"/>
-                <w:sz w:val="18"/>
-              </w:rPr>
-            </w:r>
-            <w:r>
-              <w:rPr>
-                <w:b/>
-                <w:color w:val="FFFFFF"/>
-                <w:sz w:val="18"/>
               </w:rPr>
               <w:t>Deletion Method</w:t>
             </w:r>
@@ -1203,14 +1285,10 @@
             <w:tcW w:type="dxa" w:w="2880"/>
           </w:tcPr>
           <w:p>
+            <w:r/>
             <w:r>
               <w:rPr>
-                <w:sz w:val="18"/>
-              </w:rPr>
-            </w:r>
-            <w:r>
-              <w:rPr>
-                <w:sz w:val="18"/>
+                <w:rFonts w:ascii="Calibri" w:hAnsi="Calibri"/>
               </w:rPr>
               <w:t>Web traffic logs</w:t>
             </w:r>
@@ -1221,14 +1299,10 @@
             <w:tcW w:type="dxa" w:w="2880"/>
           </w:tcPr>
           <w:p>
+            <w:r/>
             <w:r>
               <w:rPr>
-                <w:sz w:val="18"/>
-              </w:rPr>
-            </w:r>
-            <w:r>
-              <w:rPr>
-                <w:sz w:val="18"/>
+                <w:rFonts w:ascii="Calibri" w:hAnsi="Calibri"/>
               </w:rPr>
               <w:t>30 days</w:t>
             </w:r>
@@ -1239,73 +1313,10 @@
             <w:tcW w:type="dxa" w:w="2880"/>
           </w:tcPr>
           <w:p>
+            <w:r/>
             <w:r>
               <w:rPr>
-                <w:sz w:val="18"/>
-              </w:rPr>
-            </w:r>
-            <w:r>
-              <w:rPr>
-                <w:sz w:val="18"/>
-              </w:rPr>
-              <w:t>Automatic purge</w:t>
-            </w:r>
-          </w:p>
-        </w:tc>
-      </w:tr>
-      <w:tr>
-        <w:tc>
-          <w:tcPr>
-            <w:tcW w:type="dxa" w:w="2880"/>
-            <w:shd w:val="clear" w:color="auto" w:fill="EAF1F8"/>
-          </w:tcPr>
-          <w:p>
-            <w:r>
-              <w:rPr>
-                <w:sz w:val="18"/>
-              </w:rPr>
-            </w:r>
-            <w:r>
-              <w:rPr>
-                <w:sz w:val="18"/>
-              </w:rPr>
-              <w:t>Deployment logs</w:t>
-            </w:r>
-          </w:p>
-        </w:tc>
-        <w:tc>
-          <w:tcPr>
-            <w:tcW w:type="dxa" w:w="2880"/>
-            <w:shd w:val="clear" w:color="auto" w:fill="EAF1F8"/>
-          </w:tcPr>
-          <w:p>
-            <w:r>
-              <w:rPr>
-                <w:sz w:val="18"/>
-              </w:rPr>
-            </w:r>
-            <w:r>
-              <w:rPr>
-                <w:sz w:val="18"/>
-              </w:rPr>
-              <w:t>90 days</w:t>
-            </w:r>
-          </w:p>
-        </w:tc>
-        <w:tc>
-          <w:tcPr>
-            <w:tcW w:type="dxa" w:w="2880"/>
-            <w:shd w:val="clear" w:color="auto" w:fill="EAF1F8"/>
-          </w:tcPr>
-          <w:p>
-            <w:r>
-              <w:rPr>
-                <w:sz w:val="18"/>
-              </w:rPr>
-            </w:r>
-            <w:r>
-              <w:rPr>
-                <w:sz w:val="18"/>
+                <w:rFonts w:ascii="Calibri" w:hAnsi="Calibri"/>
               </w:rPr>
               <w:t>Automatic purge</w:t>
             </w:r>
@@ -1318,14 +1329,54 @@
             <w:tcW w:type="dxa" w:w="2880"/>
           </w:tcPr>
           <w:p>
+            <w:r/>
             <w:r>
               <w:rPr>
-                <w:sz w:val="18"/>
+                <w:rFonts w:ascii="Calibri" w:hAnsi="Calibri"/>
               </w:rPr>
+              <w:t>Deployment logs</w:t>
             </w:r>
+          </w:p>
+        </w:tc>
+        <w:tc>
+          <w:tcPr>
+            <w:tcW w:type="dxa" w:w="2880"/>
+          </w:tcPr>
+          <w:p>
+            <w:r/>
             <w:r>
               <w:rPr>
-                <w:sz w:val="18"/>
+                <w:rFonts w:ascii="Calibri" w:hAnsi="Calibri"/>
+              </w:rPr>
+              <w:t>90 days</w:t>
+            </w:r>
+          </w:p>
+        </w:tc>
+        <w:tc>
+          <w:tcPr>
+            <w:tcW w:type="dxa" w:w="2880"/>
+          </w:tcPr>
+          <w:p>
+            <w:r/>
+            <w:r>
+              <w:rPr>
+                <w:rFonts w:ascii="Calibri" w:hAnsi="Calibri"/>
+              </w:rPr>
+              <w:t>Automatic purge</w:t>
+            </w:r>
+          </w:p>
+        </w:tc>
+      </w:tr>
+      <w:tr>
+        <w:tc>
+          <w:tcPr>
+            <w:tcW w:type="dxa" w:w="2880"/>
+          </w:tcPr>
+          <w:p>
+            <w:r/>
+            <w:r>
+              <w:rPr>
+                <w:rFonts w:ascii="Calibri" w:hAnsi="Calibri"/>
               </w:rPr>
               <w:t>Error logs</w:t>
             </w:r>
@@ -1336,14 +1387,10 @@
             <w:tcW w:type="dxa" w:w="2880"/>
           </w:tcPr>
           <w:p>
+            <w:r/>
             <w:r>
               <w:rPr>
-                <w:sz w:val="18"/>
-              </w:rPr>
-            </w:r>
-            <w:r>
-              <w:rPr>
-                <w:sz w:val="18"/>
+                <w:rFonts w:ascii="Calibri" w:hAnsi="Calibri"/>
               </w:rPr>
               <w:t>30 days</w:t>
             </w:r>
@@ -1354,14 +1401,10 @@
             <w:tcW w:type="dxa" w:w="2880"/>
           </w:tcPr>
           <w:p>
+            <w:r/>
             <w:r>
               <w:rPr>
-                <w:sz w:val="18"/>
-              </w:rPr>
-            </w:r>
-            <w:r>
-              <w:rPr>
-                <w:sz w:val="18"/>
+                <w:rFonts w:ascii="Calibri" w:hAnsi="Calibri"/>
               </w:rPr>
               <w:t>Automatic purge</w:t>
             </w:r>
@@ -1372,17 +1415,12 @@
         <w:tc>
           <w:tcPr>
             <w:tcW w:type="dxa" w:w="2880"/>
-            <w:shd w:val="clear" w:color="auto" w:fill="EAF1F8"/>
           </w:tcPr>
           <w:p>
+            <w:r/>
             <w:r>
               <w:rPr>
-                <w:sz w:val="18"/>
-              </w:rPr>
-            </w:r>
-            <w:r>
-              <w:rPr>
-                <w:sz w:val="18"/>
+                <w:rFonts w:ascii="Calibri" w:hAnsi="Calibri"/>
               </w:rPr>
               <w:t>Analytics data</w:t>
             </w:r>
@@ -1391,17 +1429,12 @@
         <w:tc>
           <w:tcPr>
             <w:tcW w:type="dxa" w:w="2880"/>
-            <w:shd w:val="clear" w:color="auto" w:fill="EAF1F8"/>
           </w:tcPr>
           <w:p>
+            <w:r/>
             <w:r>
               <w:rPr>
-                <w:sz w:val="18"/>
-              </w:rPr>
-            </w:r>
-            <w:r>
-              <w:rPr>
-                <w:sz w:val="18"/>
+                <w:rFonts w:ascii="Calibri" w:hAnsi="Calibri"/>
               </w:rPr>
               <w:t>1 year</w:t>
             </w:r>
@@ -1410,17 +1443,12 @@
         <w:tc>
           <w:tcPr>
             <w:tcW w:type="dxa" w:w="2880"/>
-            <w:shd w:val="clear" w:color="auto" w:fill="EAF1F8"/>
           </w:tcPr>
           <w:p>
+            <w:r/>
             <w:r>
               <w:rPr>
-                <w:sz w:val="18"/>
-              </w:rPr>
-            </w:r>
-            <w:r>
-              <w:rPr>
-                <w:sz w:val="18"/>
+                <w:rFonts w:ascii="Calibri" w:hAnsi="Calibri"/>
               </w:rPr>
               <w:t>Automatic purge</w:t>
             </w:r>
@@ -1430,9 +1458,11 @@
     </w:tbl>
     <w:p/>
     <w:p>
-      <w:r>
-        <w:t>______________________________</w:t>
-      </w:r>
+      <w:pPr>
+        <w:pBdr>
+          <w:bottom w:val="single" w:sz="6" w:space="1" w:color="666666"/>
+        </w:pBdr>
+      </w:pPr>
     </w:p>
     <w:p>
       <w:pPr>
@@ -1440,45 +1470,62 @@
       </w:pPr>
       <w:r>
         <w:rPr>
-          <w:color w:val="1F3B5C"/>
-          <w:sz w:val="30"/>
+          <w:rFonts w:ascii="Calibri" w:hAnsi="Calibri"/>
+          <w:color w:val="000000"/>
         </w:rPr>
         <w:t>6. AUDIT RIGHTS</w:t>
       </w:r>
     </w:p>
     <w:p>
       <w:r>
+        <w:rPr>
+          <w:rFonts w:ascii="Calibri" w:hAnsi="Calibri"/>
+        </w:rPr>
         <w:t>LINEKORA (or its authorized auditor) shall have the right to:</w:t>
       </w:r>
     </w:p>
     <w:p>
       <w:pPr>
         <w:pStyle w:val="ListBullet"/>
+        <w:ind w:left="360"/>
       </w:pPr>
       <w:r>
+        <w:rPr>
+          <w:rFonts w:ascii="Calibri" w:hAnsi="Calibri"/>
+        </w:rPr>
         <w:t>Conduct audits of Vercel's data processing activities</w:t>
       </w:r>
     </w:p>
     <w:p>
       <w:pPr>
         <w:pStyle w:val="ListBullet"/>
+        <w:ind w:left="360"/>
       </w:pPr>
       <w:r>
+        <w:rPr>
+          <w:rFonts w:ascii="Calibri" w:hAnsi="Calibri"/>
+        </w:rPr>
         <w:t>Request documentation and evidence of compliance</w:t>
       </w:r>
     </w:p>
     <w:p>
       <w:pPr>
         <w:pStyle w:val="ListBullet"/>
+        <w:ind w:left="360"/>
       </w:pPr>
       <w:r>
+        <w:rPr>
+          <w:rFonts w:ascii="Calibri" w:hAnsi="Calibri"/>
+        </w:rPr>
         <w:t>Inspect security measures and facilities</w:t>
       </w:r>
     </w:p>
     <w:p>
-      <w:r>
-        <w:t>______________________________</w:t>
-      </w:r>
+      <w:pPr>
+        <w:pBdr>
+          <w:bottom w:val="single" w:sz="6" w:space="1" w:color="666666"/>
+        </w:pBdr>
+      </w:pPr>
     </w:p>
     <w:p>
       <w:pPr>
@@ -1486,8 +1533,8 @@
       </w:pPr>
       <w:r>
         <w:rPr>
-          <w:color w:val="1F3B5C"/>
-          <w:sz w:val="30"/>
+          <w:rFonts w:ascii="Calibri" w:hAnsi="Calibri"/>
+          <w:color w:val="000000"/>
         </w:rPr>
         <w:t>7. SIGNATURES</w:t>
       </w:r>
@@ -1498,17 +1545,16 @@
       </w:pPr>
       <w:r>
         <w:rPr>
-          <w:color w:val="1F3B5C"/>
-          <w:sz w:val="24"/>
+          <w:rFonts w:ascii="Calibri" w:hAnsi="Calibri"/>
+          <w:color w:val="000000"/>
         </w:rPr>
-        <w:t>Data Controller: LINEKORA</w:t>
+        <w:t>Data Controller: NDIVE LABS LTD (LINEKORA)</w:t>
       </w:r>
     </w:p>
     <w:tbl>
       <w:tblPr>
         <w:tblStyle w:val="TableGrid"/>
         <w:tblW w:type="auto" w:w="0"/>
-        <w:jc w:val="center"/>
         <w:tblLook w:firstColumn="1" w:firstRow="1" w:lastColumn="0" w:lastRow="0" w:noHBand="0" w:noVBand="1" w:val="04A0"/>
       </w:tblPr>
       <w:tblGrid>
@@ -1519,21 +1565,13 @@
         <w:tc>
           <w:tcPr>
             <w:tcW w:type="dxa" w:w="4320"/>
-            <w:shd w:val="clear" w:color="auto" w:fill="1F3B5C"/>
           </w:tcPr>
           <w:p>
+            <w:r/>
             <w:r>
               <w:rPr>
+                <w:rFonts w:ascii="Calibri" w:hAnsi="Calibri"/>
                 <w:b/>
-                <w:color w:val="FFFFFF"/>
-                <w:sz w:val="18"/>
-              </w:rPr>
-            </w:r>
-            <w:r>
-              <w:rPr>
-                <w:b/>
-                <w:color w:val="FFFFFF"/>
-                <w:sz w:val="18"/>
               </w:rPr>
               <w:t>Field</w:t>
             </w:r>
@@ -1542,21 +1580,13 @@
         <w:tc>
           <w:tcPr>
             <w:tcW w:type="dxa" w:w="4320"/>
-            <w:shd w:val="clear" w:color="auto" w:fill="1F3B5C"/>
           </w:tcPr>
           <w:p>
+            <w:r/>
             <w:r>
               <w:rPr>
+                <w:rFonts w:ascii="Calibri" w:hAnsi="Calibri"/>
                 <w:b/>
-                <w:color w:val="FFFFFF"/>
-                <w:sz w:val="18"/>
-              </w:rPr>
-            </w:r>
-            <w:r>
-              <w:rPr>
-                <w:b/>
-                <w:color w:val="FFFFFF"/>
-                <w:sz w:val="18"/>
               </w:rPr>
               <w:t>Details</w:t>
             </w:r>
@@ -1569,14 +1599,10 @@
             <w:tcW w:type="dxa" w:w="4320"/>
           </w:tcPr>
           <w:p>
+            <w:r/>
             <w:r>
               <w:rPr>
-                <w:sz w:val="18"/>
-              </w:rPr>
-            </w:r>
-            <w:r>
-              <w:rPr>
-                <w:sz w:val="18"/>
+                <w:rFonts w:ascii="Calibri" w:hAnsi="Calibri"/>
               </w:rPr>
               <w:t>Name</w:t>
             </w:r>
@@ -1587,54 +1613,10 @@
             <w:tcW w:type="dxa" w:w="4320"/>
           </w:tcPr>
           <w:p>
+            <w:r/>
             <w:r>
               <w:rPr>
-                <w:sz w:val="18"/>
-              </w:rPr>
-            </w:r>
-            <w:r>
-              <w:rPr>
-                <w:sz w:val="18"/>
-              </w:rPr>
-              <w:t>_________________________</w:t>
-            </w:r>
-          </w:p>
-        </w:tc>
-      </w:tr>
-      <w:tr>
-        <w:tc>
-          <w:tcPr>
-            <w:tcW w:type="dxa" w:w="4320"/>
-            <w:shd w:val="clear" w:color="auto" w:fill="EAF1F8"/>
-          </w:tcPr>
-          <w:p>
-            <w:r>
-              <w:rPr>
-                <w:sz w:val="18"/>
-              </w:rPr>
-            </w:r>
-            <w:r>
-              <w:rPr>
-                <w:sz w:val="18"/>
-              </w:rPr>
-              <w:t>Title</w:t>
-            </w:r>
-          </w:p>
-        </w:tc>
-        <w:tc>
-          <w:tcPr>
-            <w:tcW w:type="dxa" w:w="4320"/>
-            <w:shd w:val="clear" w:color="auto" w:fill="EAF1F8"/>
-          </w:tcPr>
-          <w:p>
-            <w:r>
-              <w:rPr>
-                <w:sz w:val="18"/>
-              </w:rPr>
-            </w:r>
-            <w:r>
-              <w:rPr>
-                <w:sz w:val="18"/>
+                <w:rFonts w:ascii="Calibri" w:hAnsi="Calibri"/>
               </w:rPr>
               <w:t>_________________________</w:t>
             </w:r>
@@ -1647,14 +1629,40 @@
             <w:tcW w:type="dxa" w:w="4320"/>
           </w:tcPr>
           <w:p>
+            <w:r/>
             <w:r>
               <w:rPr>
-                <w:sz w:val="18"/>
+                <w:rFonts w:ascii="Calibri" w:hAnsi="Calibri"/>
               </w:rPr>
+              <w:t>Title</w:t>
             </w:r>
+          </w:p>
+        </w:tc>
+        <w:tc>
+          <w:tcPr>
+            <w:tcW w:type="dxa" w:w="4320"/>
+          </w:tcPr>
+          <w:p>
+            <w:r/>
             <w:r>
               <w:rPr>
-                <w:sz w:val="18"/>
+                <w:rFonts w:ascii="Calibri" w:hAnsi="Calibri"/>
+              </w:rPr>
+              <w:t>_________________________</w:t>
+            </w:r>
+          </w:p>
+        </w:tc>
+      </w:tr>
+      <w:tr>
+        <w:tc>
+          <w:tcPr>
+            <w:tcW w:type="dxa" w:w="4320"/>
+          </w:tcPr>
+          <w:p>
+            <w:r/>
+            <w:r>
+              <w:rPr>
+                <w:rFonts w:ascii="Calibri" w:hAnsi="Calibri"/>
               </w:rPr>
               <w:t>Date</w:t>
             </w:r>
@@ -1665,14 +1673,10 @@
             <w:tcW w:type="dxa" w:w="4320"/>
           </w:tcPr>
           <w:p>
+            <w:r/>
             <w:r>
               <w:rPr>
-                <w:sz w:val="18"/>
-              </w:rPr>
-            </w:r>
-            <w:r>
-              <w:rPr>
-                <w:sz w:val="18"/>
+                <w:rFonts w:ascii="Calibri" w:hAnsi="Calibri"/>
               </w:rPr>
               <w:t>_________________________</w:t>
             </w:r>
@@ -1683,17 +1687,12 @@
         <w:tc>
           <w:tcPr>
             <w:tcW w:type="dxa" w:w="4320"/>
-            <w:shd w:val="clear" w:color="auto" w:fill="EAF1F8"/>
           </w:tcPr>
           <w:p>
+            <w:r/>
             <w:r>
               <w:rPr>
-                <w:sz w:val="18"/>
-              </w:rPr>
-            </w:r>
-            <w:r>
-              <w:rPr>
-                <w:sz w:val="18"/>
+                <w:rFonts w:ascii="Calibri" w:hAnsi="Calibri"/>
               </w:rPr>
               <w:t>Signature</w:t>
             </w:r>
@@ -1702,17 +1701,12 @@
         <w:tc>
           <w:tcPr>
             <w:tcW w:type="dxa" w:w="4320"/>
-            <w:shd w:val="clear" w:color="auto" w:fill="EAF1F8"/>
           </w:tcPr>
           <w:p>
+            <w:r/>
             <w:r>
               <w:rPr>
-                <w:sz w:val="18"/>
-              </w:rPr>
-            </w:r>
-            <w:r>
-              <w:rPr>
-                <w:sz w:val="18"/>
+                <w:rFonts w:ascii="Calibri" w:hAnsi="Calibri"/>
               </w:rPr>
               <w:t>_________________________</w:t>
             </w:r>
@@ -1727,8 +1721,8 @@
       </w:pPr>
       <w:r>
         <w:rPr>
-          <w:color w:val="1F3B5C"/>
-          <w:sz w:val="24"/>
+          <w:rFonts w:ascii="Calibri" w:hAnsi="Calibri"/>
+          <w:color w:val="000000"/>
         </w:rPr>
         <w:t>Data Processor: Vercel Inc.</w:t>
       </w:r>
@@ -1737,7 +1731,6 @@
       <w:tblPr>
         <w:tblStyle w:val="TableGrid"/>
         <w:tblW w:type="auto" w:w="0"/>
-        <w:jc w:val="center"/>
         <w:tblLook w:firstColumn="1" w:firstRow="1" w:lastColumn="0" w:lastRow="0" w:noHBand="0" w:noVBand="1" w:val="04A0"/>
       </w:tblPr>
       <w:tblGrid>
@@ -1748,21 +1741,13 @@
         <w:tc>
           <w:tcPr>
             <w:tcW w:type="dxa" w:w="4320"/>
-            <w:shd w:val="clear" w:color="auto" w:fill="1F3B5C"/>
           </w:tcPr>
           <w:p>
+            <w:r/>
             <w:r>
               <w:rPr>
+                <w:rFonts w:ascii="Calibri" w:hAnsi="Calibri"/>
                 <w:b/>
-                <w:color w:val="FFFFFF"/>
-                <w:sz w:val="18"/>
-              </w:rPr>
-            </w:r>
-            <w:r>
-              <w:rPr>
-                <w:b/>
-                <w:color w:val="FFFFFF"/>
-                <w:sz w:val="18"/>
               </w:rPr>
               <w:t>Field</w:t>
             </w:r>
@@ -1771,21 +1756,13 @@
         <w:tc>
           <w:tcPr>
             <w:tcW w:type="dxa" w:w="4320"/>
-            <w:shd w:val="clear" w:color="auto" w:fill="1F3B5C"/>
           </w:tcPr>
           <w:p>
+            <w:r/>
             <w:r>
               <w:rPr>
+                <w:rFonts w:ascii="Calibri" w:hAnsi="Calibri"/>
                 <w:b/>
-                <w:color w:val="FFFFFF"/>
-                <w:sz w:val="18"/>
-              </w:rPr>
-            </w:r>
-            <w:r>
-              <w:rPr>
-                <w:b/>
-                <w:color w:val="FFFFFF"/>
-                <w:sz w:val="18"/>
               </w:rPr>
               <w:t>Details</w:t>
             </w:r>
@@ -1798,14 +1775,10 @@
             <w:tcW w:type="dxa" w:w="4320"/>
           </w:tcPr>
           <w:p>
+            <w:r/>
             <w:r>
               <w:rPr>
-                <w:sz w:val="18"/>
-              </w:rPr>
-            </w:r>
-            <w:r>
-              <w:rPr>
-                <w:sz w:val="18"/>
+                <w:rFonts w:ascii="Calibri" w:hAnsi="Calibri"/>
               </w:rPr>
               <w:t>Name</w:t>
             </w:r>
@@ -1816,54 +1789,10 @@
             <w:tcW w:type="dxa" w:w="4320"/>
           </w:tcPr>
           <w:p>
+            <w:r/>
             <w:r>
               <w:rPr>
-                <w:sz w:val="18"/>
-              </w:rPr>
-            </w:r>
-            <w:r>
-              <w:rPr>
-                <w:sz w:val="18"/>
-              </w:rPr>
-              <w:t>_________________________</w:t>
-            </w:r>
-          </w:p>
-        </w:tc>
-      </w:tr>
-      <w:tr>
-        <w:tc>
-          <w:tcPr>
-            <w:tcW w:type="dxa" w:w="4320"/>
-            <w:shd w:val="clear" w:color="auto" w:fill="EAF1F8"/>
-          </w:tcPr>
-          <w:p>
-            <w:r>
-              <w:rPr>
-                <w:sz w:val="18"/>
-              </w:rPr>
-            </w:r>
-            <w:r>
-              <w:rPr>
-                <w:sz w:val="18"/>
-              </w:rPr>
-              <w:t>Title</w:t>
-            </w:r>
-          </w:p>
-        </w:tc>
-        <w:tc>
-          <w:tcPr>
-            <w:tcW w:type="dxa" w:w="4320"/>
-            <w:shd w:val="clear" w:color="auto" w:fill="EAF1F8"/>
-          </w:tcPr>
-          <w:p>
-            <w:r>
-              <w:rPr>
-                <w:sz w:val="18"/>
-              </w:rPr>
-            </w:r>
-            <w:r>
-              <w:rPr>
-                <w:sz w:val="18"/>
+                <w:rFonts w:ascii="Calibri" w:hAnsi="Calibri"/>
               </w:rPr>
               <w:t>_________________________</w:t>
             </w:r>
@@ -1876,14 +1805,40 @@
             <w:tcW w:type="dxa" w:w="4320"/>
           </w:tcPr>
           <w:p>
+            <w:r/>
             <w:r>
               <w:rPr>
-                <w:sz w:val="18"/>
+                <w:rFonts w:ascii="Calibri" w:hAnsi="Calibri"/>
               </w:rPr>
+              <w:t>Title</w:t>
             </w:r>
+          </w:p>
+        </w:tc>
+        <w:tc>
+          <w:tcPr>
+            <w:tcW w:type="dxa" w:w="4320"/>
+          </w:tcPr>
+          <w:p>
+            <w:r/>
             <w:r>
               <w:rPr>
-                <w:sz w:val="18"/>
+                <w:rFonts w:ascii="Calibri" w:hAnsi="Calibri"/>
+              </w:rPr>
+              <w:t>_________________________</w:t>
+            </w:r>
+          </w:p>
+        </w:tc>
+      </w:tr>
+      <w:tr>
+        <w:tc>
+          <w:tcPr>
+            <w:tcW w:type="dxa" w:w="4320"/>
+          </w:tcPr>
+          <w:p>
+            <w:r/>
+            <w:r>
+              <w:rPr>
+                <w:rFonts w:ascii="Calibri" w:hAnsi="Calibri"/>
               </w:rPr>
               <w:t>Date</w:t>
             </w:r>
@@ -1894,14 +1849,10 @@
             <w:tcW w:type="dxa" w:w="4320"/>
           </w:tcPr>
           <w:p>
+            <w:r/>
             <w:r>
               <w:rPr>
-                <w:sz w:val="18"/>
-              </w:rPr>
-            </w:r>
-            <w:r>
-              <w:rPr>
-                <w:sz w:val="18"/>
+                <w:rFonts w:ascii="Calibri" w:hAnsi="Calibri"/>
               </w:rPr>
               <w:t>_________________________</w:t>
             </w:r>
@@ -1912,17 +1863,12 @@
         <w:tc>
           <w:tcPr>
             <w:tcW w:type="dxa" w:w="4320"/>
-            <w:shd w:val="clear" w:color="auto" w:fill="EAF1F8"/>
           </w:tcPr>
           <w:p>
+            <w:r/>
             <w:r>
               <w:rPr>
-                <w:sz w:val="18"/>
-              </w:rPr>
-            </w:r>
-            <w:r>
-              <w:rPr>
-                <w:sz w:val="18"/>
+                <w:rFonts w:ascii="Calibri" w:hAnsi="Calibri"/>
               </w:rPr>
               <w:t>Signature</w:t>
             </w:r>
@@ -1931,17 +1877,12 @@
         <w:tc>
           <w:tcPr>
             <w:tcW w:type="dxa" w:w="4320"/>
-            <w:shd w:val="clear" w:color="auto" w:fill="EAF1F8"/>
           </w:tcPr>
           <w:p>
+            <w:r/>
             <w:r>
               <w:rPr>
-                <w:sz w:val="18"/>
-              </w:rPr>
-            </w:r>
-            <w:r>
-              <w:rPr>
-                <w:sz w:val="18"/>
+                <w:rFonts w:ascii="Calibri" w:hAnsi="Calibri"/>
               </w:rPr>
               <w:t>_________________________</w:t>
             </w:r>
@@ -1951,18 +1892,28 @@
     </w:tbl>
     <w:p/>
     <w:p>
+      <w:pPr>
+        <w:pBdr>
+          <w:bottom w:val="single" w:sz="6" w:space="1" w:color="666666"/>
+        </w:pBdr>
+      </w:pPr>
+    </w:p>
+    <w:p>
       <w:r>
-        <w:t>______________________________</w:t>
+        <w:rPr>
+          <w:rFonts w:ascii="Calibri" w:hAnsi="Calibri"/>
+          <w:i/>
+        </w:rPr>
+        <w:t>Document prepared for LINEKORA Data Protection Compliance</w:t>
       </w:r>
     </w:p>
     <w:p>
       <w:r>
-        <w:t>*Document prepared for LINEKORA Data Protection Compliance*</w:t>
-      </w:r>
-    </w:p>
-    <w:p>
-      <w:r>
-        <w:t>*Pursuant to Rwanda Data Protection Law No. 3/2021*</w:t>
+        <w:rPr>
+          <w:rFonts w:ascii="Calibri" w:hAnsi="Calibri"/>
+          <w:i/>
+        </w:rPr>
+        <w:t>Pursuant to Rwanda Data Protection Law No. 058/2021 of 13/10/2021</w:t>
       </w:r>
     </w:p>
     <w:sectPr>
@@ -2339,8 +2290,8 @@
     <w:qFormat/>
     <w:rsid w:val="00FC693F"/>
     <w:rPr>
-      <w:rFonts w:ascii="Calibri" w:hAnsi="Calibri"/>
-      <w:sz w:val="20"/>
+      <w:rFonts w:ascii="Calibri" w:hAnsi="Calibri" w:eastAsia="Calibri"/>
+      <w:sz w:val="22"/>
     </w:rPr>
   </w:style>
   <w:style w:type="paragraph" w:styleId="Header">
